--- a/dossier-conformite-2026/livrables/03_Parcours_stagiaire/EMG-08_Feuille_emargement.docx
+++ b/dossier-conformite-2026/livrables/03_Parcours_stagiaire/EMG-08_Feuille_emargement.docx
@@ -16,7 +16,7 @@
       <w:r>
         <w:rPr>
           <w:b/>
-          <w:color w:val="C9A94D"/>
+          <w:color w:val="8A6D1F"/>
           <w:sz w:val="28"/>
         </w:rPr>
         <w:t>À signer par demi-journée par le stagiaire et le formateur</w:t>
@@ -38,8 +38,9 @@
       </w:r>
       <w:r>
         <w:rPr>
-          <w:b w:val="0"/>
-          <w:highlight w:val="yellow"/>
+          <w:b/>
+          <w:i/>
+          <w:color w:val="8A6D1F"/>
         </w:rPr>
         <w:t>[À COMPLÉTER]</w:t>
       </w:r>
@@ -59,7 +60,7 @@
         <w:tblLook w:firstColumn="1" w:firstRow="1" w:lastColumn="0" w:lastRow="0" w:noHBand="0" w:noVBand="1" w:val="04A0"/>
       </w:tblPr>
       <w:tblGrid>
-        <w:gridCol w:w="3231"/>
+        <w:gridCol w:w="3345"/>
         <w:gridCol w:w="1871"/>
         <w:gridCol w:w="1871"/>
         <w:gridCol w:w="1871"/>
@@ -73,7 +74,7 @@
         </w:trPr>
         <w:tc>
           <w:tcPr>
-            <w:tcW w:type="dxa" w:w="3231"/>
+            <w:tcW w:type="dxa" w:w="3345"/>
             <w:shd w:val="clear" w:color="auto" w:fill="1B3A6B"/>
           </w:tcPr>
           <w:p>
@@ -192,9 +193,12 @@
         </w:tc>
       </w:tr>
       <w:tr>
+        <w:trPr>
+          <w:cantSplit w:val="true"/>
+        </w:trPr>
         <w:tc>
           <w:tcPr>
-            <w:tcW w:type="dxa" w:w="3231"/>
+            <w:tcW w:type="dxa" w:w="3345"/>
           </w:tcPr>
           <w:p>
             <w:r/>
@@ -250,10 +254,13 @@
         </w:tc>
       </w:tr>
       <w:tr>
+        <w:trPr>
+          <w:cantSplit w:val="true"/>
+        </w:trPr>
         <w:tc>
           <w:tcPr>
-            <w:tcW w:type="dxa" w:w="3231"/>
-            <w:shd w:val="clear" w:color="auto" w:fill="F2F2F2"/>
+            <w:tcW w:type="dxa" w:w="3345"/>
+            <w:shd w:val="clear" w:color="auto" w:fill="E8EEF7"/>
           </w:tcPr>
           <w:p>
             <w:r/>
@@ -262,7 +269,7 @@
         <w:tc>
           <w:tcPr>
             <w:tcW w:type="dxa" w:w="1871"/>
-            <w:shd w:val="clear" w:color="auto" w:fill="F2F2F2"/>
+            <w:shd w:val="clear" w:color="auto" w:fill="E8EEF7"/>
           </w:tcPr>
           <w:p>
             <w:r/>
@@ -271,7 +278,7 @@
         <w:tc>
           <w:tcPr>
             <w:tcW w:type="dxa" w:w="1871"/>
-            <w:shd w:val="clear" w:color="auto" w:fill="F2F2F2"/>
+            <w:shd w:val="clear" w:color="auto" w:fill="E8EEF7"/>
           </w:tcPr>
           <w:p>
             <w:r/>
@@ -280,7 +287,7 @@
         <w:tc>
           <w:tcPr>
             <w:tcW w:type="dxa" w:w="1871"/>
-            <w:shd w:val="clear" w:color="auto" w:fill="F2F2F2"/>
+            <w:shd w:val="clear" w:color="auto" w:fill="E8EEF7"/>
           </w:tcPr>
           <w:p>
             <w:r/>
@@ -289,7 +296,7 @@
         <w:tc>
           <w:tcPr>
             <w:tcW w:type="dxa" w:w="1871"/>
-            <w:shd w:val="clear" w:color="auto" w:fill="F2F2F2"/>
+            <w:shd w:val="clear" w:color="auto" w:fill="E8EEF7"/>
           </w:tcPr>
           <w:p>
             <w:r/>
@@ -298,7 +305,7 @@
         <w:tc>
           <w:tcPr>
             <w:tcW w:type="dxa" w:w="1871"/>
-            <w:shd w:val="clear" w:color="auto" w:fill="F2F2F2"/>
+            <w:shd w:val="clear" w:color="auto" w:fill="E8EEF7"/>
           </w:tcPr>
           <w:p>
             <w:r/>
@@ -307,7 +314,7 @@
         <w:tc>
           <w:tcPr>
             <w:tcW w:type="dxa" w:w="1871"/>
-            <w:shd w:val="clear" w:color="auto" w:fill="F2F2F2"/>
+            <w:shd w:val="clear" w:color="auto" w:fill="E8EEF7"/>
           </w:tcPr>
           <w:p>
             <w:r/>
@@ -315,9 +322,12 @@
         </w:tc>
       </w:tr>
       <w:tr>
+        <w:trPr>
+          <w:cantSplit w:val="true"/>
+        </w:trPr>
         <w:tc>
           <w:tcPr>
-            <w:tcW w:type="dxa" w:w="3231"/>
+            <w:tcW w:type="dxa" w:w="3345"/>
           </w:tcPr>
           <w:p>
             <w:r/>
@@ -373,10 +383,13 @@
         </w:tc>
       </w:tr>
       <w:tr>
+        <w:trPr>
+          <w:cantSplit w:val="true"/>
+        </w:trPr>
         <w:tc>
           <w:tcPr>
-            <w:tcW w:type="dxa" w:w="3231"/>
-            <w:shd w:val="clear" w:color="auto" w:fill="F2F2F2"/>
+            <w:tcW w:type="dxa" w:w="3345"/>
+            <w:shd w:val="clear" w:color="auto" w:fill="E8EEF7"/>
           </w:tcPr>
           <w:p>
             <w:r/>
@@ -385,7 +398,7 @@
         <w:tc>
           <w:tcPr>
             <w:tcW w:type="dxa" w:w="1871"/>
-            <w:shd w:val="clear" w:color="auto" w:fill="F2F2F2"/>
+            <w:shd w:val="clear" w:color="auto" w:fill="E8EEF7"/>
           </w:tcPr>
           <w:p>
             <w:r/>
@@ -394,7 +407,7 @@
         <w:tc>
           <w:tcPr>
             <w:tcW w:type="dxa" w:w="1871"/>
-            <w:shd w:val="clear" w:color="auto" w:fill="F2F2F2"/>
+            <w:shd w:val="clear" w:color="auto" w:fill="E8EEF7"/>
           </w:tcPr>
           <w:p>
             <w:r/>
@@ -403,7 +416,7 @@
         <w:tc>
           <w:tcPr>
             <w:tcW w:type="dxa" w:w="1871"/>
-            <w:shd w:val="clear" w:color="auto" w:fill="F2F2F2"/>
+            <w:shd w:val="clear" w:color="auto" w:fill="E8EEF7"/>
           </w:tcPr>
           <w:p>
             <w:r/>
@@ -412,7 +425,7 @@
         <w:tc>
           <w:tcPr>
             <w:tcW w:type="dxa" w:w="1871"/>
-            <w:shd w:val="clear" w:color="auto" w:fill="F2F2F2"/>
+            <w:shd w:val="clear" w:color="auto" w:fill="E8EEF7"/>
           </w:tcPr>
           <w:p>
             <w:r/>
@@ -421,7 +434,7 @@
         <w:tc>
           <w:tcPr>
             <w:tcW w:type="dxa" w:w="1871"/>
-            <w:shd w:val="clear" w:color="auto" w:fill="F2F2F2"/>
+            <w:shd w:val="clear" w:color="auto" w:fill="E8EEF7"/>
           </w:tcPr>
           <w:p>
             <w:r/>
@@ -430,7 +443,7 @@
         <w:tc>
           <w:tcPr>
             <w:tcW w:type="dxa" w:w="1871"/>
-            <w:shd w:val="clear" w:color="auto" w:fill="F2F2F2"/>
+            <w:shd w:val="clear" w:color="auto" w:fill="E8EEF7"/>
           </w:tcPr>
           <w:p>
             <w:r/>
@@ -438,9 +451,12 @@
         </w:tc>
       </w:tr>
       <w:tr>
+        <w:trPr>
+          <w:cantSplit w:val="true"/>
+        </w:trPr>
         <w:tc>
           <w:tcPr>
-            <w:tcW w:type="dxa" w:w="3231"/>
+            <w:tcW w:type="dxa" w:w="3345"/>
           </w:tcPr>
           <w:p>
             <w:r/>
@@ -496,10 +512,13 @@
         </w:tc>
       </w:tr>
       <w:tr>
+        <w:trPr>
+          <w:cantSplit w:val="true"/>
+        </w:trPr>
         <w:tc>
           <w:tcPr>
-            <w:tcW w:type="dxa" w:w="3231"/>
-            <w:shd w:val="clear" w:color="auto" w:fill="F2F2F2"/>
+            <w:tcW w:type="dxa" w:w="3345"/>
+            <w:shd w:val="clear" w:color="auto" w:fill="E8EEF7"/>
           </w:tcPr>
           <w:p>
             <w:r/>
@@ -508,7 +527,7 @@
         <w:tc>
           <w:tcPr>
             <w:tcW w:type="dxa" w:w="1871"/>
-            <w:shd w:val="clear" w:color="auto" w:fill="F2F2F2"/>
+            <w:shd w:val="clear" w:color="auto" w:fill="E8EEF7"/>
           </w:tcPr>
           <w:p>
             <w:r/>
@@ -517,7 +536,7 @@
         <w:tc>
           <w:tcPr>
             <w:tcW w:type="dxa" w:w="1871"/>
-            <w:shd w:val="clear" w:color="auto" w:fill="F2F2F2"/>
+            <w:shd w:val="clear" w:color="auto" w:fill="E8EEF7"/>
           </w:tcPr>
           <w:p>
             <w:r/>
@@ -526,7 +545,7 @@
         <w:tc>
           <w:tcPr>
             <w:tcW w:type="dxa" w:w="1871"/>
-            <w:shd w:val="clear" w:color="auto" w:fill="F2F2F2"/>
+            <w:shd w:val="clear" w:color="auto" w:fill="E8EEF7"/>
           </w:tcPr>
           <w:p>
             <w:r/>
@@ -535,7 +554,7 @@
         <w:tc>
           <w:tcPr>
             <w:tcW w:type="dxa" w:w="1871"/>
-            <w:shd w:val="clear" w:color="auto" w:fill="F2F2F2"/>
+            <w:shd w:val="clear" w:color="auto" w:fill="E8EEF7"/>
           </w:tcPr>
           <w:p>
             <w:r/>
@@ -544,7 +563,7 @@
         <w:tc>
           <w:tcPr>
             <w:tcW w:type="dxa" w:w="1871"/>
-            <w:shd w:val="clear" w:color="auto" w:fill="F2F2F2"/>
+            <w:shd w:val="clear" w:color="auto" w:fill="E8EEF7"/>
           </w:tcPr>
           <w:p>
             <w:r/>
@@ -553,7 +572,7 @@
         <w:tc>
           <w:tcPr>
             <w:tcW w:type="dxa" w:w="1871"/>
-            <w:shd w:val="clear" w:color="auto" w:fill="F2F2F2"/>
+            <w:shd w:val="clear" w:color="auto" w:fill="E8EEF7"/>
           </w:tcPr>
           <w:p>
             <w:r/>
@@ -561,9 +580,12 @@
         </w:tc>
       </w:tr>
       <w:tr>
+        <w:trPr>
+          <w:cantSplit w:val="true"/>
+        </w:trPr>
         <w:tc>
           <w:tcPr>
-            <w:tcW w:type="dxa" w:w="3231"/>
+            <w:tcW w:type="dxa" w:w="3345"/>
           </w:tcPr>
           <w:p>
             <w:r/>
@@ -619,10 +641,13 @@
         </w:tc>
       </w:tr>
       <w:tr>
+        <w:trPr>
+          <w:cantSplit w:val="true"/>
+        </w:trPr>
         <w:tc>
           <w:tcPr>
-            <w:tcW w:type="dxa" w:w="3231"/>
-            <w:shd w:val="clear" w:color="auto" w:fill="F2F2F2"/>
+            <w:tcW w:type="dxa" w:w="3345"/>
+            <w:shd w:val="clear" w:color="auto" w:fill="E8EEF7"/>
           </w:tcPr>
           <w:p>
             <w:r/>
@@ -631,7 +656,7 @@
         <w:tc>
           <w:tcPr>
             <w:tcW w:type="dxa" w:w="1871"/>
-            <w:shd w:val="clear" w:color="auto" w:fill="F2F2F2"/>
+            <w:shd w:val="clear" w:color="auto" w:fill="E8EEF7"/>
           </w:tcPr>
           <w:p>
             <w:r/>
@@ -640,7 +665,7 @@
         <w:tc>
           <w:tcPr>
             <w:tcW w:type="dxa" w:w="1871"/>
-            <w:shd w:val="clear" w:color="auto" w:fill="F2F2F2"/>
+            <w:shd w:val="clear" w:color="auto" w:fill="E8EEF7"/>
           </w:tcPr>
           <w:p>
             <w:r/>
@@ -649,7 +674,7 @@
         <w:tc>
           <w:tcPr>
             <w:tcW w:type="dxa" w:w="1871"/>
-            <w:shd w:val="clear" w:color="auto" w:fill="F2F2F2"/>
+            <w:shd w:val="clear" w:color="auto" w:fill="E8EEF7"/>
           </w:tcPr>
           <w:p>
             <w:r/>
@@ -658,7 +683,7 @@
         <w:tc>
           <w:tcPr>
             <w:tcW w:type="dxa" w:w="1871"/>
-            <w:shd w:val="clear" w:color="auto" w:fill="F2F2F2"/>
+            <w:shd w:val="clear" w:color="auto" w:fill="E8EEF7"/>
           </w:tcPr>
           <w:p>
             <w:r/>
@@ -667,7 +692,7 @@
         <w:tc>
           <w:tcPr>
             <w:tcW w:type="dxa" w:w="1871"/>
-            <w:shd w:val="clear" w:color="auto" w:fill="F2F2F2"/>
+            <w:shd w:val="clear" w:color="auto" w:fill="E8EEF7"/>
           </w:tcPr>
           <w:p>
             <w:r/>
@@ -676,7 +701,7 @@
         <w:tc>
           <w:tcPr>
             <w:tcW w:type="dxa" w:w="1871"/>
-            <w:shd w:val="clear" w:color="auto" w:fill="F2F2F2"/>
+            <w:shd w:val="clear" w:color="auto" w:fill="E8EEF7"/>
           </w:tcPr>
           <w:p>
             <w:r/>
@@ -684,9 +709,12 @@
         </w:tc>
       </w:tr>
       <w:tr>
+        <w:trPr>
+          <w:cantSplit w:val="true"/>
+        </w:trPr>
         <w:tc>
           <w:tcPr>
-            <w:tcW w:type="dxa" w:w="3231"/>
+            <w:tcW w:type="dxa" w:w="3345"/>
           </w:tcPr>
           <w:p>
             <w:r/>
@@ -742,10 +770,13 @@
         </w:tc>
       </w:tr>
       <w:tr>
+        <w:trPr>
+          <w:cantSplit w:val="true"/>
+        </w:trPr>
         <w:tc>
           <w:tcPr>
-            <w:tcW w:type="dxa" w:w="3231"/>
-            <w:shd w:val="clear" w:color="auto" w:fill="F2F2F2"/>
+            <w:tcW w:type="dxa" w:w="3345"/>
+            <w:shd w:val="clear" w:color="auto" w:fill="E8EEF7"/>
           </w:tcPr>
           <w:p>
             <w:r/>
@@ -754,7 +785,7 @@
         <w:tc>
           <w:tcPr>
             <w:tcW w:type="dxa" w:w="1871"/>
-            <w:shd w:val="clear" w:color="auto" w:fill="F2F2F2"/>
+            <w:shd w:val="clear" w:color="auto" w:fill="E8EEF7"/>
           </w:tcPr>
           <w:p>
             <w:r/>
@@ -763,7 +794,7 @@
         <w:tc>
           <w:tcPr>
             <w:tcW w:type="dxa" w:w="1871"/>
-            <w:shd w:val="clear" w:color="auto" w:fill="F2F2F2"/>
+            <w:shd w:val="clear" w:color="auto" w:fill="E8EEF7"/>
           </w:tcPr>
           <w:p>
             <w:r/>
@@ -772,7 +803,7 @@
         <w:tc>
           <w:tcPr>
             <w:tcW w:type="dxa" w:w="1871"/>
-            <w:shd w:val="clear" w:color="auto" w:fill="F2F2F2"/>
+            <w:shd w:val="clear" w:color="auto" w:fill="E8EEF7"/>
           </w:tcPr>
           <w:p>
             <w:r/>
@@ -781,7 +812,7 @@
         <w:tc>
           <w:tcPr>
             <w:tcW w:type="dxa" w:w="1871"/>
-            <w:shd w:val="clear" w:color="auto" w:fill="F2F2F2"/>
+            <w:shd w:val="clear" w:color="auto" w:fill="E8EEF7"/>
           </w:tcPr>
           <w:p>
             <w:r/>
@@ -790,7 +821,7 @@
         <w:tc>
           <w:tcPr>
             <w:tcW w:type="dxa" w:w="1871"/>
-            <w:shd w:val="clear" w:color="auto" w:fill="F2F2F2"/>
+            <w:shd w:val="clear" w:color="auto" w:fill="E8EEF7"/>
           </w:tcPr>
           <w:p>
             <w:r/>
@@ -799,7 +830,7 @@
         <w:tc>
           <w:tcPr>
             <w:tcW w:type="dxa" w:w="1871"/>
-            <w:shd w:val="clear" w:color="auto" w:fill="F2F2F2"/>
+            <w:shd w:val="clear" w:color="auto" w:fill="E8EEF7"/>
           </w:tcPr>
           <w:p>
             <w:r/>
@@ -807,9 +838,12 @@
         </w:tc>
       </w:tr>
       <w:tr>
+        <w:trPr>
+          <w:cantSplit w:val="true"/>
+        </w:trPr>
         <w:tc>
           <w:tcPr>
-            <w:tcW w:type="dxa" w:w="3231"/>
+            <w:tcW w:type="dxa" w:w="3345"/>
           </w:tcPr>
           <w:p>
             <w:r/>
@@ -865,10 +899,13 @@
         </w:tc>
       </w:tr>
       <w:tr>
+        <w:trPr>
+          <w:cantSplit w:val="true"/>
+        </w:trPr>
         <w:tc>
           <w:tcPr>
-            <w:tcW w:type="dxa" w:w="3231"/>
-            <w:shd w:val="clear" w:color="auto" w:fill="F2F2F2"/>
+            <w:tcW w:type="dxa" w:w="3345"/>
+            <w:shd w:val="clear" w:color="auto" w:fill="E8EEF7"/>
           </w:tcPr>
           <w:p>
             <w:r/>
@@ -877,7 +914,7 @@
         <w:tc>
           <w:tcPr>
             <w:tcW w:type="dxa" w:w="1871"/>
-            <w:shd w:val="clear" w:color="auto" w:fill="F2F2F2"/>
+            <w:shd w:val="clear" w:color="auto" w:fill="E8EEF7"/>
           </w:tcPr>
           <w:p>
             <w:r/>
@@ -886,7 +923,7 @@
         <w:tc>
           <w:tcPr>
             <w:tcW w:type="dxa" w:w="1871"/>
-            <w:shd w:val="clear" w:color="auto" w:fill="F2F2F2"/>
+            <w:shd w:val="clear" w:color="auto" w:fill="E8EEF7"/>
           </w:tcPr>
           <w:p>
             <w:r/>
@@ -895,7 +932,7 @@
         <w:tc>
           <w:tcPr>
             <w:tcW w:type="dxa" w:w="1871"/>
-            <w:shd w:val="clear" w:color="auto" w:fill="F2F2F2"/>
+            <w:shd w:val="clear" w:color="auto" w:fill="E8EEF7"/>
           </w:tcPr>
           <w:p>
             <w:r/>
@@ -904,7 +941,7 @@
         <w:tc>
           <w:tcPr>
             <w:tcW w:type="dxa" w:w="1871"/>
-            <w:shd w:val="clear" w:color="auto" w:fill="F2F2F2"/>
+            <w:shd w:val="clear" w:color="auto" w:fill="E8EEF7"/>
           </w:tcPr>
           <w:p>
             <w:r/>
@@ -913,7 +950,7 @@
         <w:tc>
           <w:tcPr>
             <w:tcW w:type="dxa" w:w="1871"/>
-            <w:shd w:val="clear" w:color="auto" w:fill="F2F2F2"/>
+            <w:shd w:val="clear" w:color="auto" w:fill="E8EEF7"/>
           </w:tcPr>
           <w:p>
             <w:r/>
@@ -922,7 +959,7 @@
         <w:tc>
           <w:tcPr>
             <w:tcW w:type="dxa" w:w="1871"/>
-            <w:shd w:val="clear" w:color="auto" w:fill="F2F2F2"/>
+            <w:shd w:val="clear" w:color="auto" w:fill="E8EEF7"/>
           </w:tcPr>
           <w:p>
             <w:r/>
@@ -1073,6 +1110,9 @@
         </w:tc>
       </w:tr>
       <w:tr>
+        <w:trPr>
+          <w:cantSplit w:val="true"/>
+        </w:trPr>
         <w:tc>
           <w:tcPr>
             <w:tcW w:type="dxa" w:w="3231"/>
@@ -1131,10 +1171,13 @@
         </w:tc>
       </w:tr>
       <w:tr>
+        <w:trPr>
+          <w:cantSplit w:val="true"/>
+        </w:trPr>
         <w:tc>
           <w:tcPr>
             <w:tcW w:type="dxa" w:w="3231"/>
-            <w:shd w:val="clear" w:color="auto" w:fill="F2F2F2"/>
+            <w:shd w:val="clear" w:color="auto" w:fill="E8EEF7"/>
           </w:tcPr>
           <w:p>
             <w:r/>
@@ -1143,7 +1186,7 @@
         <w:tc>
           <w:tcPr>
             <w:tcW w:type="dxa" w:w="1871"/>
-            <w:shd w:val="clear" w:color="auto" w:fill="F2F2F2"/>
+            <w:shd w:val="clear" w:color="auto" w:fill="E8EEF7"/>
           </w:tcPr>
           <w:p>
             <w:r/>
@@ -1152,7 +1195,7 @@
         <w:tc>
           <w:tcPr>
             <w:tcW w:type="dxa" w:w="1871"/>
-            <w:shd w:val="clear" w:color="auto" w:fill="F2F2F2"/>
+            <w:shd w:val="clear" w:color="auto" w:fill="E8EEF7"/>
           </w:tcPr>
           <w:p>
             <w:r/>
@@ -1161,7 +1204,7 @@
         <w:tc>
           <w:tcPr>
             <w:tcW w:type="dxa" w:w="1871"/>
-            <w:shd w:val="clear" w:color="auto" w:fill="F2F2F2"/>
+            <w:shd w:val="clear" w:color="auto" w:fill="E8EEF7"/>
           </w:tcPr>
           <w:p>
             <w:r/>
@@ -1170,7 +1213,7 @@
         <w:tc>
           <w:tcPr>
             <w:tcW w:type="dxa" w:w="1871"/>
-            <w:shd w:val="clear" w:color="auto" w:fill="F2F2F2"/>
+            <w:shd w:val="clear" w:color="auto" w:fill="E8EEF7"/>
           </w:tcPr>
           <w:p>
             <w:r/>
@@ -1179,7 +1222,7 @@
         <w:tc>
           <w:tcPr>
             <w:tcW w:type="dxa" w:w="1871"/>
-            <w:shd w:val="clear" w:color="auto" w:fill="F2F2F2"/>
+            <w:shd w:val="clear" w:color="auto" w:fill="E8EEF7"/>
           </w:tcPr>
           <w:p>
             <w:r/>
@@ -1188,7 +1231,7 @@
         <w:tc>
           <w:tcPr>
             <w:tcW w:type="dxa" w:w="1984"/>
-            <w:shd w:val="clear" w:color="auto" w:fill="F2F2F2"/>
+            <w:shd w:val="clear" w:color="auto" w:fill="E8EEF7"/>
           </w:tcPr>
           <w:p>
             <w:r/>
@@ -1196,6 +1239,9 @@
         </w:tc>
       </w:tr>
       <w:tr>
+        <w:trPr>
+          <w:cantSplit w:val="true"/>
+        </w:trPr>
         <w:tc>
           <w:tcPr>
             <w:tcW w:type="dxa" w:w="3231"/>
@@ -1254,10 +1300,13 @@
         </w:tc>
       </w:tr>
       <w:tr>
+        <w:trPr>
+          <w:cantSplit w:val="true"/>
+        </w:trPr>
         <w:tc>
           <w:tcPr>
             <w:tcW w:type="dxa" w:w="3231"/>
-            <w:shd w:val="clear" w:color="auto" w:fill="F2F2F2"/>
+            <w:shd w:val="clear" w:color="auto" w:fill="E8EEF7"/>
           </w:tcPr>
           <w:p>
             <w:r/>
@@ -1266,7 +1315,7 @@
         <w:tc>
           <w:tcPr>
             <w:tcW w:type="dxa" w:w="1871"/>
-            <w:shd w:val="clear" w:color="auto" w:fill="F2F2F2"/>
+            <w:shd w:val="clear" w:color="auto" w:fill="E8EEF7"/>
           </w:tcPr>
           <w:p>
             <w:r/>
@@ -1275,7 +1324,7 @@
         <w:tc>
           <w:tcPr>
             <w:tcW w:type="dxa" w:w="1871"/>
-            <w:shd w:val="clear" w:color="auto" w:fill="F2F2F2"/>
+            <w:shd w:val="clear" w:color="auto" w:fill="E8EEF7"/>
           </w:tcPr>
           <w:p>
             <w:r/>
@@ -1284,7 +1333,7 @@
         <w:tc>
           <w:tcPr>
             <w:tcW w:type="dxa" w:w="1871"/>
-            <w:shd w:val="clear" w:color="auto" w:fill="F2F2F2"/>
+            <w:shd w:val="clear" w:color="auto" w:fill="E8EEF7"/>
           </w:tcPr>
           <w:p>
             <w:r/>
@@ -1293,7 +1342,7 @@
         <w:tc>
           <w:tcPr>
             <w:tcW w:type="dxa" w:w="1871"/>
-            <w:shd w:val="clear" w:color="auto" w:fill="F2F2F2"/>
+            <w:shd w:val="clear" w:color="auto" w:fill="E8EEF7"/>
           </w:tcPr>
           <w:p>
             <w:r/>
@@ -1302,7 +1351,7 @@
         <w:tc>
           <w:tcPr>
             <w:tcW w:type="dxa" w:w="1871"/>
-            <w:shd w:val="clear" w:color="auto" w:fill="F2F2F2"/>
+            <w:shd w:val="clear" w:color="auto" w:fill="E8EEF7"/>
           </w:tcPr>
           <w:p>
             <w:r/>
@@ -1311,7 +1360,7 @@
         <w:tc>
           <w:tcPr>
             <w:tcW w:type="dxa" w:w="1984"/>
-            <w:shd w:val="clear" w:color="auto" w:fill="F2F2F2"/>
+            <w:shd w:val="clear" w:color="auto" w:fill="E8EEF7"/>
           </w:tcPr>
           <w:p>
             <w:r/>
@@ -1319,6 +1368,9 @@
         </w:tc>
       </w:tr>
       <w:tr>
+        <w:trPr>
+          <w:cantSplit w:val="true"/>
+        </w:trPr>
         <w:tc>
           <w:tcPr>
             <w:tcW w:type="dxa" w:w="3231"/>
@@ -1377,10 +1429,13 @@
         </w:tc>
       </w:tr>
       <w:tr>
+        <w:trPr>
+          <w:cantSplit w:val="true"/>
+        </w:trPr>
         <w:tc>
           <w:tcPr>
             <w:tcW w:type="dxa" w:w="3231"/>
-            <w:shd w:val="clear" w:color="auto" w:fill="F2F2F2"/>
+            <w:shd w:val="clear" w:color="auto" w:fill="E8EEF7"/>
           </w:tcPr>
           <w:p>
             <w:r/>
@@ -1389,7 +1444,7 @@
         <w:tc>
           <w:tcPr>
             <w:tcW w:type="dxa" w:w="1871"/>
-            <w:shd w:val="clear" w:color="auto" w:fill="F2F2F2"/>
+            <w:shd w:val="clear" w:color="auto" w:fill="E8EEF7"/>
           </w:tcPr>
           <w:p>
             <w:r/>
@@ -1398,7 +1453,7 @@
         <w:tc>
           <w:tcPr>
             <w:tcW w:type="dxa" w:w="1871"/>
-            <w:shd w:val="clear" w:color="auto" w:fill="F2F2F2"/>
+            <w:shd w:val="clear" w:color="auto" w:fill="E8EEF7"/>
           </w:tcPr>
           <w:p>
             <w:r/>
@@ -1407,7 +1462,7 @@
         <w:tc>
           <w:tcPr>
             <w:tcW w:type="dxa" w:w="1871"/>
-            <w:shd w:val="clear" w:color="auto" w:fill="F2F2F2"/>
+            <w:shd w:val="clear" w:color="auto" w:fill="E8EEF7"/>
           </w:tcPr>
           <w:p>
             <w:r/>
@@ -1416,7 +1471,7 @@
         <w:tc>
           <w:tcPr>
             <w:tcW w:type="dxa" w:w="1871"/>
-            <w:shd w:val="clear" w:color="auto" w:fill="F2F2F2"/>
+            <w:shd w:val="clear" w:color="auto" w:fill="E8EEF7"/>
           </w:tcPr>
           <w:p>
             <w:r/>
@@ -1425,7 +1480,7 @@
         <w:tc>
           <w:tcPr>
             <w:tcW w:type="dxa" w:w="1871"/>
-            <w:shd w:val="clear" w:color="auto" w:fill="F2F2F2"/>
+            <w:shd w:val="clear" w:color="auto" w:fill="E8EEF7"/>
           </w:tcPr>
           <w:p>
             <w:r/>
@@ -1434,7 +1489,7 @@
         <w:tc>
           <w:tcPr>
             <w:tcW w:type="dxa" w:w="1984"/>
-            <w:shd w:val="clear" w:color="auto" w:fill="F2F2F2"/>
+            <w:shd w:val="clear" w:color="auto" w:fill="E8EEF7"/>
           </w:tcPr>
           <w:p>
             <w:r/>
@@ -1442,6 +1497,9 @@
         </w:tc>
       </w:tr>
       <w:tr>
+        <w:trPr>
+          <w:cantSplit w:val="true"/>
+        </w:trPr>
         <w:tc>
           <w:tcPr>
             <w:tcW w:type="dxa" w:w="3231"/>
@@ -1500,10 +1558,13 @@
         </w:tc>
       </w:tr>
       <w:tr>
+        <w:trPr>
+          <w:cantSplit w:val="true"/>
+        </w:trPr>
         <w:tc>
           <w:tcPr>
             <w:tcW w:type="dxa" w:w="3231"/>
-            <w:shd w:val="clear" w:color="auto" w:fill="F2F2F2"/>
+            <w:shd w:val="clear" w:color="auto" w:fill="E8EEF7"/>
           </w:tcPr>
           <w:p>
             <w:r/>
@@ -1512,7 +1573,7 @@
         <w:tc>
           <w:tcPr>
             <w:tcW w:type="dxa" w:w="1871"/>
-            <w:shd w:val="clear" w:color="auto" w:fill="F2F2F2"/>
+            <w:shd w:val="clear" w:color="auto" w:fill="E8EEF7"/>
           </w:tcPr>
           <w:p>
             <w:r/>
@@ -1521,7 +1582,7 @@
         <w:tc>
           <w:tcPr>
             <w:tcW w:type="dxa" w:w="1871"/>
-            <w:shd w:val="clear" w:color="auto" w:fill="F2F2F2"/>
+            <w:shd w:val="clear" w:color="auto" w:fill="E8EEF7"/>
           </w:tcPr>
           <w:p>
             <w:r/>
@@ -1530,7 +1591,7 @@
         <w:tc>
           <w:tcPr>
             <w:tcW w:type="dxa" w:w="1871"/>
-            <w:shd w:val="clear" w:color="auto" w:fill="F2F2F2"/>
+            <w:shd w:val="clear" w:color="auto" w:fill="E8EEF7"/>
           </w:tcPr>
           <w:p>
             <w:r/>
@@ -1539,7 +1600,7 @@
         <w:tc>
           <w:tcPr>
             <w:tcW w:type="dxa" w:w="1871"/>
-            <w:shd w:val="clear" w:color="auto" w:fill="F2F2F2"/>
+            <w:shd w:val="clear" w:color="auto" w:fill="E8EEF7"/>
           </w:tcPr>
           <w:p>
             <w:r/>
@@ -1548,7 +1609,7 @@
         <w:tc>
           <w:tcPr>
             <w:tcW w:type="dxa" w:w="1871"/>
-            <w:shd w:val="clear" w:color="auto" w:fill="F2F2F2"/>
+            <w:shd w:val="clear" w:color="auto" w:fill="E8EEF7"/>
           </w:tcPr>
           <w:p>
             <w:r/>
@@ -1557,7 +1618,7 @@
         <w:tc>
           <w:tcPr>
             <w:tcW w:type="dxa" w:w="1984"/>
-            <w:shd w:val="clear" w:color="auto" w:fill="F2F2F2"/>
+            <w:shd w:val="clear" w:color="auto" w:fill="E8EEF7"/>
           </w:tcPr>
           <w:p>
             <w:r/>
@@ -1565,6 +1626,9 @@
         </w:tc>
       </w:tr>
       <w:tr>
+        <w:trPr>
+          <w:cantSplit w:val="true"/>
+        </w:trPr>
         <w:tc>
           <w:tcPr>
             <w:tcW w:type="dxa" w:w="3231"/>
@@ -1623,10 +1687,13 @@
         </w:tc>
       </w:tr>
       <w:tr>
+        <w:trPr>
+          <w:cantSplit w:val="true"/>
+        </w:trPr>
         <w:tc>
           <w:tcPr>
             <w:tcW w:type="dxa" w:w="3231"/>
-            <w:shd w:val="clear" w:color="auto" w:fill="F2F2F2"/>
+            <w:shd w:val="clear" w:color="auto" w:fill="E8EEF7"/>
           </w:tcPr>
           <w:p>
             <w:r/>
@@ -1635,7 +1702,7 @@
         <w:tc>
           <w:tcPr>
             <w:tcW w:type="dxa" w:w="1871"/>
-            <w:shd w:val="clear" w:color="auto" w:fill="F2F2F2"/>
+            <w:shd w:val="clear" w:color="auto" w:fill="E8EEF7"/>
           </w:tcPr>
           <w:p>
             <w:r/>
@@ -1644,7 +1711,7 @@
         <w:tc>
           <w:tcPr>
             <w:tcW w:type="dxa" w:w="1871"/>
-            <w:shd w:val="clear" w:color="auto" w:fill="F2F2F2"/>
+            <w:shd w:val="clear" w:color="auto" w:fill="E8EEF7"/>
           </w:tcPr>
           <w:p>
             <w:r/>
@@ -1653,7 +1720,7 @@
         <w:tc>
           <w:tcPr>
             <w:tcW w:type="dxa" w:w="1871"/>
-            <w:shd w:val="clear" w:color="auto" w:fill="F2F2F2"/>
+            <w:shd w:val="clear" w:color="auto" w:fill="E8EEF7"/>
           </w:tcPr>
           <w:p>
             <w:r/>
@@ -1662,7 +1729,7 @@
         <w:tc>
           <w:tcPr>
             <w:tcW w:type="dxa" w:w="1871"/>
-            <w:shd w:val="clear" w:color="auto" w:fill="F2F2F2"/>
+            <w:shd w:val="clear" w:color="auto" w:fill="E8EEF7"/>
           </w:tcPr>
           <w:p>
             <w:r/>
@@ -1671,7 +1738,7 @@
         <w:tc>
           <w:tcPr>
             <w:tcW w:type="dxa" w:w="1871"/>
-            <w:shd w:val="clear" w:color="auto" w:fill="F2F2F2"/>
+            <w:shd w:val="clear" w:color="auto" w:fill="E8EEF7"/>
           </w:tcPr>
           <w:p>
             <w:r/>
@@ -1680,7 +1747,7 @@
         <w:tc>
           <w:tcPr>
             <w:tcW w:type="dxa" w:w="1984"/>
-            <w:shd w:val="clear" w:color="auto" w:fill="F2F2F2"/>
+            <w:shd w:val="clear" w:color="auto" w:fill="E8EEF7"/>
           </w:tcPr>
           <w:p>
             <w:r/>
@@ -1688,6 +1755,9 @@
         </w:tc>
       </w:tr>
       <w:tr>
+        <w:trPr>
+          <w:cantSplit w:val="true"/>
+        </w:trPr>
         <w:tc>
           <w:tcPr>
             <w:tcW w:type="dxa" w:w="3231"/>
@@ -1746,10 +1816,13 @@
         </w:tc>
       </w:tr>
       <w:tr>
+        <w:trPr>
+          <w:cantSplit w:val="true"/>
+        </w:trPr>
         <w:tc>
           <w:tcPr>
             <w:tcW w:type="dxa" w:w="3231"/>
-            <w:shd w:val="clear" w:color="auto" w:fill="F2F2F2"/>
+            <w:shd w:val="clear" w:color="auto" w:fill="E8EEF7"/>
           </w:tcPr>
           <w:p>
             <w:r/>
@@ -1758,7 +1831,7 @@
         <w:tc>
           <w:tcPr>
             <w:tcW w:type="dxa" w:w="1871"/>
-            <w:shd w:val="clear" w:color="auto" w:fill="F2F2F2"/>
+            <w:shd w:val="clear" w:color="auto" w:fill="E8EEF7"/>
           </w:tcPr>
           <w:p>
             <w:r/>
@@ -1767,7 +1840,7 @@
         <w:tc>
           <w:tcPr>
             <w:tcW w:type="dxa" w:w="1871"/>
-            <w:shd w:val="clear" w:color="auto" w:fill="F2F2F2"/>
+            <w:shd w:val="clear" w:color="auto" w:fill="E8EEF7"/>
           </w:tcPr>
           <w:p>
             <w:r/>
@@ -1776,7 +1849,7 @@
         <w:tc>
           <w:tcPr>
             <w:tcW w:type="dxa" w:w="1871"/>
-            <w:shd w:val="clear" w:color="auto" w:fill="F2F2F2"/>
+            <w:shd w:val="clear" w:color="auto" w:fill="E8EEF7"/>
           </w:tcPr>
           <w:p>
             <w:r/>
@@ -1785,7 +1858,7 @@
         <w:tc>
           <w:tcPr>
             <w:tcW w:type="dxa" w:w="1871"/>
-            <w:shd w:val="clear" w:color="auto" w:fill="F2F2F2"/>
+            <w:shd w:val="clear" w:color="auto" w:fill="E8EEF7"/>
           </w:tcPr>
           <w:p>
             <w:r/>
@@ -1794,7 +1867,7 @@
         <w:tc>
           <w:tcPr>
             <w:tcW w:type="dxa" w:w="1871"/>
-            <w:shd w:val="clear" w:color="auto" w:fill="F2F2F2"/>
+            <w:shd w:val="clear" w:color="auto" w:fill="E8EEF7"/>
           </w:tcPr>
           <w:p>
             <w:r/>
@@ -1803,7 +1876,7 @@
         <w:tc>
           <w:tcPr>
             <w:tcW w:type="dxa" w:w="1984"/>
-            <w:shd w:val="clear" w:color="auto" w:fill="F2F2F2"/>
+            <w:shd w:val="clear" w:color="auto" w:fill="E8EEF7"/>
           </w:tcPr>
           <w:p>
             <w:r/>
@@ -1817,7 +1890,7 @@
         <w:rPr>
           <w:b w:val="0"/>
         </w:rPr>
-        <w:t xml:space="preserve">Signature du formateur (chaque demi-journée) : </w:t>
+        <w:t xml:space="preserve">Matin : 8 h 00 – 12 h 00 (4 h). Après-midi : 13 h 00 – 16 h 00 (3 h). Signature du formateur à chaque demi-journée : </w:t>
       </w:r>
       <w:r>
         <w:rPr>
@@ -1830,16 +1903,17 @@
       <w:tblPr>
         <w:tblStyle w:val="TableGrid"/>
         <w:tblW w:type="auto" w:w="0"/>
+        <w:tblLayout w:type="fixed"/>
         <w:tblLook w:firstColumn="1" w:firstRow="1" w:lastColumn="0" w:lastRow="0" w:noHBand="0" w:noVBand="1" w:val="04A0"/>
       </w:tblPr>
       <w:tblGrid>
-        <w:gridCol w:w="14570"/>
+        <w:gridCol w:w="14571"/>
       </w:tblGrid>
       <w:tr>
         <w:tc>
           <w:tcPr>
             <w:tcW w:type="dxa" w:w="14570"/>
-            <w:shd w:val="clear" w:color="auto" w:fill="FBF6E9"/>
+            <w:shd w:val="clear" w:color="auto" w:fill="E8EEF7"/>
           </w:tcPr>
           <w:p>
             <w:r/>
@@ -1847,9 +1921,9 @@
               <w:rPr>
                 <w:b/>
                 <w:color w:val="1B3A6B"/>
-                <w:sz w:val="24"/>
+                <w:sz w:val="26"/>
               </w:rPr>
-              <w:t>🔒 RGPD / IA Act — points de conformité de ce document</w:t>
+              <w:t>RGPD et IA Act — points de conformité de ce document</w:t>
             </w:r>
           </w:p>
           <w:p>
@@ -1895,12 +1969,14 @@
     </w:pPr>
     <w:r>
       <w:rPr>
+        <w:color w:val="1B3A6B"/>
         <w:sz w:val="18"/>
       </w:rPr>
-      <w:t xml:space="preserve">EMG-08  —  YEBA FORMATIONS — SIRET 814 622 262 00032 — Version 2026-10 — Page </w:t>
+      <w:t xml:space="preserve">EMG-08   |   YEBA FORMATIONS — SIRET 814 622 262 00032 — Version 2026-10   |   Page </w:t>
     </w:r>
     <w:r>
       <w:rPr>
+        <w:color w:val="1B3A6B"/>
         <w:sz w:val="18"/>
       </w:rPr>
       <w:fldChar w:fldCharType="begin"/>
@@ -1920,7 +1996,7 @@
     <w:r>
       <w:drawing>
         <wp:inline xmlns:a="http://schemas.openxmlformats.org/drawingml/2006/main" xmlns:pic="http://schemas.openxmlformats.org/drawingml/2006/picture">
-          <wp:extent cx="676510" cy="576000"/>
+          <wp:extent cx="634228" cy="540000"/>
           <wp:docPr id="1" name="Picture 1"/>
           <wp:cNvGraphicFramePr>
             <a:graphicFrameLocks noChangeAspect="1"/>
@@ -1941,7 +2017,7 @@
                 <pic:spPr>
                   <a:xfrm>
                     <a:off x="0" y="0"/>
-                    <a:ext cx="676510" cy="576000"/>
+                    <a:ext cx="634228" cy="540000"/>
                   </a:xfrm>
                   <a:prstGeom prst="rect"/>
                 </pic:spPr>
@@ -1953,10 +2029,11 @@
     </w:r>
     <w:r>
       <w:rPr>
+        <w:b/>
         <w:color w:val="1B3A6B"/>
         <w:sz w:val="18"/>
       </w:rPr>
-      <w:t xml:space="preserve">    YEBA FORMATIONS  |  NDA 04973676397  |  Qualiopi 25FOR02027.1</w:t>
+      <w:t xml:space="preserve">     YEBA FORMATIONS   |   NDA 04973676397   |   Qualiopi 25FOR02027.1</w:t>
     </w:r>
   </w:p>
 </w:hdr>
@@ -2443,8 +2520,8 @@
       <w:rFonts w:asciiTheme="majorHAnsi" w:eastAsiaTheme="majorEastAsia" w:hAnsiTheme="majorHAnsi" w:cstheme="majorBidi" w:ascii="Arial" w:hAnsi="Arial"/>
       <w:b/>
       <w:bCs/>
-      <w:color w:val="C9A94D"/>
-      <w:sz w:val="26"/>
+      <w:color w:val="8A6D1F"/>
+      <w:sz w:val="28"/>
     </w:rPr>
   </w:style>
   <w:style w:type="paragraph" w:styleId="Heading4">
@@ -2862,6 +2939,10 @@
       </w:numPr>
       <w:contextualSpacing/>
     </w:pPr>
+    <w:rPr>
+      <w:rFonts w:ascii="Arial" w:hAnsi="Arial"/>
+      <w:sz w:val="24"/>
+    </w:rPr>
   </w:style>
   <w:style w:type="paragraph" w:styleId="ListBullet2">
     <w:name w:val="List Bullet 2"/>
@@ -2901,6 +2982,10 @@
       </w:numPr>
       <w:contextualSpacing/>
     </w:pPr>
+    <w:rPr>
+      <w:rFonts w:ascii="Arial" w:hAnsi="Arial"/>
+      <w:sz w:val="24"/>
+    </w:rPr>
   </w:style>
   <w:style w:type="paragraph" w:styleId="ListNumber2">
     <w:name w:val="List Number 2"/>

--- a/dossier-conformite-2026/livrables/03_Parcours_stagiaire/EMG-08_Feuille_emargement.docx
+++ b/dossier-conformite-2026/livrables/03_Parcours_stagiaire/EMG-08_Feuille_emargement.docx
@@ -16,7 +16,7 @@
       <w:r>
         <w:rPr>
           <w:b/>
-          <w:color w:val="8A6D1F"/>
+          <w:color w:val="1B3A6B"/>
           <w:sz w:val="28"/>
         </w:rPr>
         <w:t>À signer par demi-journée par le stagiaire et le formateur</w:t>
@@ -25,7 +25,7 @@
     <w:p>
       <w:pPr>
         <w:pBdr>
-          <w:bottom w:val="single" w:sz="18" w:space="1" w:color="C9A94D"/>
+          <w:bottom w:val="single" w:sz="18" w:space="1" w:color="C9A84C"/>
         </w:pBdr>
       </w:pPr>
     </w:p>
@@ -40,7 +40,8 @@
         <w:rPr>
           <w:b/>
           <w:i/>
-          <w:color w:val="8A6D1F"/>
+          <w:color w:val="1B3A6B"/>
+          <w:u w:val="single"/>
         </w:rPr>
         <w:t>[À COMPLÉTER]</w:t>
       </w:r>
@@ -119,7 +120,7 @@
                 <w:color w:val="FFFFFF"/>
                 <w:sz w:val="22"/>
               </w:rPr>
-              <w:t>Lundi a-m</w:t>
+              <w:t>Lundi après-midi</w:t>
             </w:r>
           </w:p>
         </w:tc>
@@ -153,7 +154,7 @@
                 <w:color w:val="FFFFFF"/>
                 <w:sz w:val="22"/>
               </w:rPr>
-              <w:t>Mardi a-m</w:t>
+              <w:t>Mardi après-midi</w:t>
             </w:r>
           </w:p>
         </w:tc>
@@ -187,7 +188,7 @@
                 <w:color w:val="FFFFFF"/>
                 <w:sz w:val="22"/>
               </w:rPr>
-              <w:t>Mercredi a-m</w:t>
+              <w:t>Mercredi après-midi</w:t>
             </w:r>
           </w:p>
         </w:tc>
@@ -977,13 +978,13 @@
         <w:tblLook w:firstColumn="1" w:firstRow="1" w:lastColumn="0" w:lastRow="0" w:noHBand="0" w:noVBand="1" w:val="04A0"/>
       </w:tblPr>
       <w:tblGrid>
-        <w:gridCol w:w="3231"/>
+        <w:gridCol w:w="3345"/>
         <w:gridCol w:w="1871"/>
         <w:gridCol w:w="1871"/>
         <w:gridCol w:w="1871"/>
         <w:gridCol w:w="1871"/>
         <w:gridCol w:w="1871"/>
-        <w:gridCol w:w="1984"/>
+        <w:gridCol w:w="1871"/>
       </w:tblGrid>
       <w:tr>
         <w:trPr>
@@ -991,7 +992,7 @@
         </w:trPr>
         <w:tc>
           <w:tcPr>
-            <w:tcW w:type="dxa" w:w="3231"/>
+            <w:tcW w:type="dxa" w:w="3345"/>
             <w:shd w:val="clear" w:color="auto" w:fill="1B3A6B"/>
           </w:tcPr>
           <w:p>
@@ -1036,7 +1037,7 @@
                 <w:color w:val="FFFFFF"/>
                 <w:sz w:val="22"/>
               </w:rPr>
-              <w:t>Jeudi a-m</w:t>
+              <w:t>Jeudi après-midi</w:t>
             </w:r>
           </w:p>
         </w:tc>
@@ -1070,7 +1071,7 @@
                 <w:color w:val="FFFFFF"/>
                 <w:sz w:val="22"/>
               </w:rPr>
-              <w:t>Vendredi a-m</w:t>
+              <w:t>Vendredi après-midi</w:t>
             </w:r>
           </w:p>
         </w:tc>
@@ -1093,7 +1094,7 @@
         </w:tc>
         <w:tc>
           <w:tcPr>
-            <w:tcW w:type="dxa" w:w="1984"/>
+            <w:tcW w:type="dxa" w:w="1871"/>
             <w:shd w:val="clear" w:color="auto" w:fill="1B3A6B"/>
           </w:tcPr>
           <w:p>
@@ -1115,7 +1116,7 @@
         </w:trPr>
         <w:tc>
           <w:tcPr>
-            <w:tcW w:type="dxa" w:w="3231"/>
+            <w:tcW w:type="dxa" w:w="3345"/>
           </w:tcPr>
           <w:p>
             <w:r/>
@@ -1163,7 +1164,7 @@
         </w:tc>
         <w:tc>
           <w:tcPr>
-            <w:tcW w:type="dxa" w:w="1984"/>
+            <w:tcW w:type="dxa" w:w="1871"/>
           </w:tcPr>
           <w:p>
             <w:r/>
@@ -1176,7 +1177,7 @@
         </w:trPr>
         <w:tc>
           <w:tcPr>
-            <w:tcW w:type="dxa" w:w="3231"/>
+            <w:tcW w:type="dxa" w:w="3345"/>
             <w:shd w:val="clear" w:color="auto" w:fill="E8EEF7"/>
           </w:tcPr>
           <w:p>
@@ -1230,7 +1231,7 @@
         </w:tc>
         <w:tc>
           <w:tcPr>
-            <w:tcW w:type="dxa" w:w="1984"/>
+            <w:tcW w:type="dxa" w:w="1871"/>
             <w:shd w:val="clear" w:color="auto" w:fill="E8EEF7"/>
           </w:tcPr>
           <w:p>
@@ -1244,7 +1245,7 @@
         </w:trPr>
         <w:tc>
           <w:tcPr>
-            <w:tcW w:type="dxa" w:w="3231"/>
+            <w:tcW w:type="dxa" w:w="3345"/>
           </w:tcPr>
           <w:p>
             <w:r/>
@@ -1292,7 +1293,7 @@
         </w:tc>
         <w:tc>
           <w:tcPr>
-            <w:tcW w:type="dxa" w:w="1984"/>
+            <w:tcW w:type="dxa" w:w="1871"/>
           </w:tcPr>
           <w:p>
             <w:r/>
@@ -1305,7 +1306,7 @@
         </w:trPr>
         <w:tc>
           <w:tcPr>
-            <w:tcW w:type="dxa" w:w="3231"/>
+            <w:tcW w:type="dxa" w:w="3345"/>
             <w:shd w:val="clear" w:color="auto" w:fill="E8EEF7"/>
           </w:tcPr>
           <w:p>
@@ -1359,7 +1360,7 @@
         </w:tc>
         <w:tc>
           <w:tcPr>
-            <w:tcW w:type="dxa" w:w="1984"/>
+            <w:tcW w:type="dxa" w:w="1871"/>
             <w:shd w:val="clear" w:color="auto" w:fill="E8EEF7"/>
           </w:tcPr>
           <w:p>
@@ -1373,7 +1374,7 @@
         </w:trPr>
         <w:tc>
           <w:tcPr>
-            <w:tcW w:type="dxa" w:w="3231"/>
+            <w:tcW w:type="dxa" w:w="3345"/>
           </w:tcPr>
           <w:p>
             <w:r/>
@@ -1421,7 +1422,7 @@
         </w:tc>
         <w:tc>
           <w:tcPr>
-            <w:tcW w:type="dxa" w:w="1984"/>
+            <w:tcW w:type="dxa" w:w="1871"/>
           </w:tcPr>
           <w:p>
             <w:r/>
@@ -1434,7 +1435,7 @@
         </w:trPr>
         <w:tc>
           <w:tcPr>
-            <w:tcW w:type="dxa" w:w="3231"/>
+            <w:tcW w:type="dxa" w:w="3345"/>
             <w:shd w:val="clear" w:color="auto" w:fill="E8EEF7"/>
           </w:tcPr>
           <w:p>
@@ -1488,7 +1489,7 @@
         </w:tc>
         <w:tc>
           <w:tcPr>
-            <w:tcW w:type="dxa" w:w="1984"/>
+            <w:tcW w:type="dxa" w:w="1871"/>
             <w:shd w:val="clear" w:color="auto" w:fill="E8EEF7"/>
           </w:tcPr>
           <w:p>
@@ -1502,7 +1503,7 @@
         </w:trPr>
         <w:tc>
           <w:tcPr>
-            <w:tcW w:type="dxa" w:w="3231"/>
+            <w:tcW w:type="dxa" w:w="3345"/>
           </w:tcPr>
           <w:p>
             <w:r/>
@@ -1550,7 +1551,7 @@
         </w:tc>
         <w:tc>
           <w:tcPr>
-            <w:tcW w:type="dxa" w:w="1984"/>
+            <w:tcW w:type="dxa" w:w="1871"/>
           </w:tcPr>
           <w:p>
             <w:r/>
@@ -1563,7 +1564,7 @@
         </w:trPr>
         <w:tc>
           <w:tcPr>
-            <w:tcW w:type="dxa" w:w="3231"/>
+            <w:tcW w:type="dxa" w:w="3345"/>
             <w:shd w:val="clear" w:color="auto" w:fill="E8EEF7"/>
           </w:tcPr>
           <w:p>
@@ -1617,7 +1618,7 @@
         </w:tc>
         <w:tc>
           <w:tcPr>
-            <w:tcW w:type="dxa" w:w="1984"/>
+            <w:tcW w:type="dxa" w:w="1871"/>
             <w:shd w:val="clear" w:color="auto" w:fill="E8EEF7"/>
           </w:tcPr>
           <w:p>
@@ -1631,7 +1632,7 @@
         </w:trPr>
         <w:tc>
           <w:tcPr>
-            <w:tcW w:type="dxa" w:w="3231"/>
+            <w:tcW w:type="dxa" w:w="3345"/>
           </w:tcPr>
           <w:p>
             <w:r/>
@@ -1679,7 +1680,7 @@
         </w:tc>
         <w:tc>
           <w:tcPr>
-            <w:tcW w:type="dxa" w:w="1984"/>
+            <w:tcW w:type="dxa" w:w="1871"/>
           </w:tcPr>
           <w:p>
             <w:r/>
@@ -1692,7 +1693,7 @@
         </w:trPr>
         <w:tc>
           <w:tcPr>
-            <w:tcW w:type="dxa" w:w="3231"/>
+            <w:tcW w:type="dxa" w:w="3345"/>
             <w:shd w:val="clear" w:color="auto" w:fill="E8EEF7"/>
           </w:tcPr>
           <w:p>
@@ -1746,7 +1747,7 @@
         </w:tc>
         <w:tc>
           <w:tcPr>
-            <w:tcW w:type="dxa" w:w="1984"/>
+            <w:tcW w:type="dxa" w:w="1871"/>
             <w:shd w:val="clear" w:color="auto" w:fill="E8EEF7"/>
           </w:tcPr>
           <w:p>
@@ -1760,7 +1761,7 @@
         </w:trPr>
         <w:tc>
           <w:tcPr>
-            <w:tcW w:type="dxa" w:w="3231"/>
+            <w:tcW w:type="dxa" w:w="3345"/>
           </w:tcPr>
           <w:p>
             <w:r/>
@@ -1808,7 +1809,7 @@
         </w:tc>
         <w:tc>
           <w:tcPr>
-            <w:tcW w:type="dxa" w:w="1984"/>
+            <w:tcW w:type="dxa" w:w="1871"/>
           </w:tcPr>
           <w:p>
             <w:r/>
@@ -1821,7 +1822,7 @@
         </w:trPr>
         <w:tc>
           <w:tcPr>
-            <w:tcW w:type="dxa" w:w="3231"/>
+            <w:tcW w:type="dxa" w:w="3345"/>
             <w:shd w:val="clear" w:color="auto" w:fill="E8EEF7"/>
           </w:tcPr>
           <w:p>
@@ -1875,7 +1876,7 @@
         </w:tc>
         <w:tc>
           <w:tcPr>
-            <w:tcW w:type="dxa" w:w="1984"/>
+            <w:tcW w:type="dxa" w:w="1871"/>
             <w:shd w:val="clear" w:color="auto" w:fill="E8EEF7"/>
           </w:tcPr>
           <w:p>
@@ -1932,7 +1933,7 @@
                 <w:b w:val="0"/>
                 <w:sz w:val="22"/>
               </w:rPr>
-              <w:t>Document justificatif pour les financeurs et contrôles DEETS : conservé 5 ans après la fin de l'action (ou durée exigée par le financeur, si plus longue).</w:t>
+              <w:t>Preuve légale de réalisation (code du travail, art. L.6362-1 et suivants) : conservée 5 ans après la fin de l'action, ou plus si le financeur l'exige.</w:t>
             </w:r>
           </w:p>
           <w:p>
@@ -1941,13 +1942,131 @@
                 <w:b w:val="0"/>
                 <w:sz w:val="22"/>
               </w:rPr>
-              <w:t>En cas d'émargement électronique : outil hébergé dans l'UE, horodatage, pas de géolocalisation ni de biométrie (reconnaissance faciale interdite).</w:t>
+              <w:t>Émargement électronique éventuel : outil hébergé dans l'UE, horodatage, ni géolocalisation ni reconnaissance faciale.</w:t>
             </w:r>
           </w:p>
         </w:tc>
       </w:tr>
     </w:tbl>
     <w:p/>
+    <w:p>
+      <w:pPr>
+        <w:pBdr>
+          <w:bottom w:val="single" w:sz="18" w:space="1" w:color="C9A84C"/>
+        </w:pBdr>
+      </w:pPr>
+    </w:p>
+    <w:p>
+      <w:pPr>
+        <w:keepNext/>
+        <w:spacing w:after="0"/>
+      </w:pPr>
+      <w:r>
+        <w:rPr>
+          <w:b/>
+          <w:color w:val="1B3A6B"/>
+          <w:sz w:val="20"/>
+        </w:rPr>
+        <w:t>YEBA FORMATIONS — Aurélien LUMEKA, entrepreneur individuel (EI), directeur</w:t>
+      </w:r>
+    </w:p>
+    <w:p>
+      <w:pPr>
+        <w:keepNext/>
+        <w:spacing w:after="0"/>
+      </w:pPr>
+      <w:r>
+        <w:rPr>
+          <w:b w:val="0"/>
+          <w:color w:val="121212"/>
+          <w:sz w:val="20"/>
+        </w:rPr>
+        <w:t>9 rue Françoise Châtelain, 97490 Sainte-Clotilde, La Réunion</w:t>
+      </w:r>
+    </w:p>
+    <w:p>
+      <w:pPr>
+        <w:keepNext/>
+        <w:spacing w:after="0"/>
+      </w:pPr>
+      <w:r>
+        <w:rPr>
+          <w:b w:val="0"/>
+          <w:color w:val="121212"/>
+          <w:sz w:val="20"/>
+        </w:rPr>
+        <w:t>Tél. 0693 32 24 45 — yebaformations@gmail.com</w:t>
+      </w:r>
+    </w:p>
+    <w:p>
+      <w:pPr>
+        <w:keepNext/>
+        <w:spacing w:after="0"/>
+      </w:pPr>
+      <w:r>
+        <w:rPr>
+          <w:b w:val="0"/>
+          <w:color w:val="121212"/>
+          <w:sz w:val="20"/>
+        </w:rPr>
+        <w:t>SIRET 814 622 262 00032</w:t>
+      </w:r>
+    </w:p>
+    <w:p>
+      <w:pPr>
+        <w:keepNext/>
+        <w:spacing w:after="0"/>
+      </w:pPr>
+      <w:r>
+        <w:rPr>
+          <w:b w:val="0"/>
+          <w:color w:val="121212"/>
+          <w:sz w:val="20"/>
+        </w:rPr>
+        <w:t>Déclaration d'activité n° 04973676397 auprès du Préfet de La Réunion. Cet enregistrement ne vaut pas agrément de l'État.</w:t>
+      </w:r>
+    </w:p>
+    <w:p>
+      <w:pPr>
+        <w:keepNext/>
+        <w:spacing w:after="0"/>
+      </w:pPr>
+      <w:r>
+        <w:rPr>
+          <w:b w:val="0"/>
+          <w:color w:val="121212"/>
+          <w:sz w:val="20"/>
+        </w:rPr>
+        <w:t>Certification Qualiopi n° 25FOR02027.1 délivrée au titre des catégories : actions de formation, bilans de compétences, actions permettant de faire valider les acquis de l'expérience, actions de formation par apprentissage — organisme certificateur Qualitia (accrédité COFRAC).</w:t>
+      </w:r>
+    </w:p>
+    <w:p>
+      <w:pPr>
+        <w:keepNext/>
+        <w:spacing w:after="0"/>
+      </w:pPr>
+      <w:r>
+        <w:rPr>
+          <w:b w:val="0"/>
+          <w:color w:val="121212"/>
+          <w:sz w:val="20"/>
+        </w:rPr>
+        <w:t>Référent handicap : Aurélien LUMEKA — yebaformations@gmail.com. Document disponible en 16 points sur simple demande.</w:t>
+      </w:r>
+    </w:p>
+    <w:p>
+      <w:pPr>
+        <w:spacing w:before="120"/>
+      </w:pPr>
+      <w:r>
+        <w:rPr>
+          <w:b w:val="0"/>
+          <w:color w:val="5A5F6A"/>
+          <w:sz w:val="18"/>
+        </w:rPr>
+        <w:t>Ce document a été conçu par le formateur avec l'assistance d'un système d'IA générative (règlement (UE) 2024/1689, art. 50). Son contenu a été vérifié et validé par un humain, qui en assume la responsabilité.</w:t>
+      </w:r>
+    </w:p>
     <w:sectPr>
       <w:headerReference w:type="default" r:id="rId9"/>
       <w:footerReference w:type="default" r:id="rId10"/>
@@ -1972,7 +2091,7 @@
         <w:color w:val="1B3A6B"/>
         <w:sz w:val="18"/>
       </w:rPr>
-      <w:t xml:space="preserve">EMG-08   |   YEBA FORMATIONS — SIRET 814 622 262 00032 — Version 2026-10   |   Page </w:t>
+      <w:t xml:space="preserve">EMG-08   |   YEBA FORMATIONS — SIRET 814 622 262 00032 — Version 2026-10-v3   |   Page </w:t>
     </w:r>
     <w:r>
       <w:rPr>
@@ -2403,10 +2522,11 @@
     <w:qFormat/>
     <w:rsid w:val="00FC693F"/>
     <w:pPr>
-      <w:spacing w:after="120" w:line="276" w:lineRule="auto"/>
+      <w:spacing w:after="120" w:line="312" w:lineRule="auto"/>
     </w:pPr>
     <w:rPr>
       <w:rFonts w:ascii="Arial" w:hAnsi="Arial" w:eastAsia="Arial"/>
+      <w:color w:val="121212"/>
       <w:sz w:val="24"/>
     </w:rPr>
   </w:style>
@@ -2520,7 +2640,7 @@
       <w:rFonts w:asciiTheme="majorHAnsi" w:eastAsiaTheme="majorEastAsia" w:hAnsiTheme="majorHAnsi" w:cstheme="majorBidi" w:ascii="Arial" w:hAnsi="Arial"/>
       <w:b/>
       <w:bCs/>
-      <w:color w:val="8A6D1F"/>
+      <w:color w:val="1B3A6B"/>
       <w:sz w:val="28"/>
     </w:rPr>
   </w:style>

--- a/dossier-conformite-2026/livrables/03_Parcours_stagiaire/EMG-08_Feuille_emargement.docx
+++ b/dossier-conformite-2026/livrables/03_Parcours_stagiaire/EMG-08_Feuille_emargement.docx
@@ -2115,7 +2115,7 @@
     <w:r>
       <w:drawing>
         <wp:inline xmlns:a="http://schemas.openxmlformats.org/drawingml/2006/main" xmlns:pic="http://schemas.openxmlformats.org/drawingml/2006/picture">
-          <wp:extent cx="634228" cy="540000"/>
+          <wp:extent cx="624277" cy="540000"/>
           <wp:docPr id="1" name="Picture 1"/>
           <wp:cNvGraphicFramePr>
             <a:graphicFrameLocks noChangeAspect="1"/>
@@ -2124,7 +2124,7 @@
             <a:graphicData uri="http://schemas.openxmlformats.org/drawingml/2006/picture">
               <pic:pic>
                 <pic:nvPicPr>
-                  <pic:cNvPr id="0" name="logo_yeba_formations.png"/>
+                  <pic:cNvPr id="0" name="logo_yeba_fond_clair_1000.png"/>
                   <pic:cNvPicPr/>
                 </pic:nvPicPr>
                 <pic:blipFill>
@@ -2136,7 +2136,7 @@
                 <pic:spPr>
                   <a:xfrm>
                     <a:off x="0" y="0"/>
-                    <a:ext cx="634228" cy="540000"/>
+                    <a:ext cx="624277" cy="540000"/>
                   </a:xfrm>
                   <a:prstGeom prst="rect"/>
                 </pic:spPr>
